--- a/Cover_Letters/Shinoy_Irdeto_Systems_Integration_Intern_Cover_Letter.docx
+++ b/Cover_Letters/Shinoy_Irdeto_Systems_Integration_Intern_Cover_Letter.docx
@@ -14,7 +14,7 @@
     </w:p>
     <w:p>
       <w:r>
-        <w:t>September 26, 2026</w:t>
+        <w:t>October 17, 2026</w:t>
       </w:r>
     </w:p>
     <w:p>
@@ -35,12 +35,12 @@
     </w:p>
     <w:p>
       <w:r>
-        <w:t>Your integration team's focus on operational support, Oracle processes, and practical AI enablement matches my background well. In my recent roles, I have frequently handled backend data validation using Oracle SQL, monitored integration flows, and documented operational processes. I have also used tools like Gemini Code Assist to streamline test generation and support tasks, which aligns with your initiatives around AI adoption.</w:t>
+        <w:t>Your internship role caught my attention because it combines integration support, testing, and operational tasks with business systems. In my past work as a QA engineer, I've spent years handling backend data validation, database checks with Oracle SQL, and tracking down issues in complex data flows. I am comfortable digging into technical details, documenting processes, and working across teams to keep systems running smoothly.</w:t>
       </w:r>
     </w:p>
     <w:p>
       <w:r>
-        <w:t>I appreciate how Irdeto values trust, collaboration, and practical problem-solving in its daily operations.</w:t>
+        <w:t>I am also glad to see a focus on AI enablement in the workplace. I have hands-on experience using AI tooling like Gemini Code Assist to streamline script generation and support day-to-day testing tasks, which aligns well with your team's goals around responsible AI adoption.</w:t>
       </w:r>
     </w:p>
     <w:p>
